--- a/Plantillas/Certificado_No_Conformidad.docx
+++ b/Plantillas/Certificado_No_Conformidad.docx
@@ -408,13 +408,11 @@
                 <w:rFonts w:ascii="Arial" w:cs="Arial" w:eastAsia="Arial" w:hAnsi="Arial"/>
                 <w:rtl w:val="0"/>
               </w:rPr>
-              <w:t xml:space="preserve">$</w:t>
             </w:r>
             <w:r>
               <w:rPr>
                 <w:rtl w:val="0"/>
               </w:rPr>
-              <w:t xml:space="preserve"> </w:t>
             </w:r>
             <w:r>
               <w:rPr>
@@ -606,6 +604,61 @@
                 <w:rtl w:val="0"/>
               </w:rPr>
               <w:t xml:space="preserve">{{REFERENCIA_ESCRITURA}} </w:t>
+            </w:r>
+            <w:r>
+              <w:rPr>
+                <w:rtl w:val="0"/>
+              </w:rPr>
+            </w:r>
+          </w:p>
+        </w:tc>
+      </w:tr>
+      <w:tr>
+        <w:trPr>
+          <w:cantSplit w:val="0"/>
+          <w:tblHeader w:val="0"/>
+        </w:trPr>
+        <w:tc>
+          <w:tcPr/>
+          <w:p>
+            <w:pPr>
+              <w:spacing w:after="160" w:line="259" w:lineRule="auto"/>
+              <w:jc w:val="both"/>
+              <w:rPr>
+                <w:rFonts w:ascii="Arial" w:cs="Arial" w:eastAsia="Arial" w:hAnsi="Arial"/>
+                <w:b w:val="1"/>
+                <w:bCs w:val="1"/>
+              </w:rPr>
+            </w:pPr>
+            <w:r>
+              <w:rPr>
+                <w:rFonts w:ascii="Arial" w:cs="Arial" w:eastAsia="Arial" w:hAnsi="Arial"/>
+                <w:b w:val="1"/>
+                <w:bCs w:val="1"/>
+                <w:rtl w:val="0"/>
+              </w:rPr>
+              <w:t>Poder</w:t>
+            </w:r>
+          </w:p>
+        </w:tc>
+        <w:tc>
+          <w:tcPr/>
+          <w:p>
+            <w:pPr>
+              <w:spacing w:after="160" w:line="259" w:lineRule="auto"/>
+              <w:jc w:val="both"/>
+              <w:rPr>
+                <w:rFonts w:ascii="Arial" w:cs="Arial" w:eastAsia="Arial" w:hAnsi="Arial"/>
+              </w:rPr>
+            </w:pPr>
+            <w:r>
+              <w:rPr>
+                <w:rFonts w:ascii="Arial" w:cs="Arial" w:eastAsia="Arial" w:hAnsi="Arial"/>
+                <w:b w:val="1"/>
+                <w:bCs w:val="1"/>
+                <w:rtl w:val="0"/>
+              </w:rPr>
+              <w:t>{{PODER_REFERENCIA}}</w:t>
             </w:r>
             <w:r>
               <w:rPr>
@@ -880,6 +933,46 @@
           <w:rtl w:val="0"/>
         </w:rPr>
         <w:t xml:space="preserve">{{OBSERVACIONES_NO_CONFORMIDAD}} </w:t>
+      </w:r>
+      <w:r>
+        <w:rPr>
+          <w:rtl w:val="0"/>
+        </w:rPr>
+      </w:r>
+    </w:p>
+    <w:p>
+      <w:pPr>
+        <w:keepNext w:val="0"/>
+        <w:keepLines w:val="0"/>
+        <w:pageBreakBefore w:val="0"/>
+        <w:widowControl w:val="1"/>
+        <w:pBdr>
+          <w:top w:space="0" w:sz="0" w:val="nil"/>
+          <w:left w:space="0" w:sz="0" w:val="nil"/>
+          <w:bottom w:space="0" w:sz="0" w:val="nil"/>
+          <w:right w:space="0" w:sz="0" w:val="nil"/>
+          <w:between w:space="0" w:sz="0" w:val="nil"/>
+        </w:pBdr>
+        <w:shd w:fill="auto" w:val="clear"/>
+        <w:spacing w:after="160" w:before="0" w:line="259" w:lineRule="auto"/>
+        <w:ind w:left="0" w:right="0" w:firstLine="0"/>
+        <w:jc w:val="both"/>
+        <w:rPr>
+          <w:rFonts w:ascii="Arial" w:cs="Arial" w:eastAsia="Arial" w:hAnsi="Arial"/>
+          <w:sz w:val="20"/>
+          <w:szCs w:val="20"/>
+        </w:rPr>
+      </w:pPr>
+      <w:bookmarkStart w:colFirst="0" w:colLast="0" w:name="_heading=h.oa1szng0ij2w" w:id="0"/>
+      <w:bookmarkEnd w:id="0"/>
+      <w:r>
+        <w:rPr>
+          <w:rFonts w:ascii="Arial" w:cs="Arial" w:eastAsia="Arial" w:hAnsi="Arial"/>
+          <w:sz w:val="20"/>
+          <w:szCs w:val="20"/>
+          <w:rtl w:val="0"/>
+        </w:rPr>
+        <w:t>{{CONCEPTO_JURIDICO}}</w:t>
       </w:r>
       <w:r>
         <w:rPr>

--- a/Plantillas/Certificado_No_Conformidad.docx
+++ b/Plantillas/Certificado_No_Conformidad.docx
@@ -603,62 +603,7 @@
                 <w:bCs w:val="1"/>
                 <w:rtl w:val="0"/>
               </w:rPr>
-              <w:t xml:space="preserve">{{REFERENCIA_ESCRITURA}} </w:t>
-            </w:r>
-            <w:r>
-              <w:rPr>
-                <w:rtl w:val="0"/>
-              </w:rPr>
-            </w:r>
-          </w:p>
-        </w:tc>
-      </w:tr>
-      <w:tr>
-        <w:trPr>
-          <w:cantSplit w:val="0"/>
-          <w:tblHeader w:val="0"/>
-        </w:trPr>
-        <w:tc>
-          <w:tcPr/>
-          <w:p>
-            <w:pPr>
-              <w:spacing w:after="160" w:line="259" w:lineRule="auto"/>
-              <w:jc w:val="both"/>
-              <w:rPr>
-                <w:rFonts w:ascii="Arial" w:cs="Arial" w:eastAsia="Arial" w:hAnsi="Arial"/>
-                <w:b w:val="1"/>
-                <w:bCs w:val="1"/>
-              </w:rPr>
-            </w:pPr>
-            <w:r>
-              <w:rPr>
-                <w:rFonts w:ascii="Arial" w:cs="Arial" w:eastAsia="Arial" w:hAnsi="Arial"/>
-                <w:b w:val="1"/>
-                <w:bCs w:val="1"/>
-                <w:rtl w:val="0"/>
-              </w:rPr>
-              <w:t>Poder</w:t>
-            </w:r>
-          </w:p>
-        </w:tc>
-        <w:tc>
-          <w:tcPr/>
-          <w:p>
-            <w:pPr>
-              <w:spacing w:after="160" w:line="259" w:lineRule="auto"/>
-              <w:jc w:val="both"/>
-              <w:rPr>
-                <w:rFonts w:ascii="Arial" w:cs="Arial" w:eastAsia="Arial" w:hAnsi="Arial"/>
-              </w:rPr>
-            </w:pPr>
-            <w:r>
-              <w:rPr>
-                <w:rFonts w:ascii="Arial" w:cs="Arial" w:eastAsia="Arial" w:hAnsi="Arial"/>
-                <w:b w:val="1"/>
-                <w:bCs w:val="1"/>
-                <w:rtl w:val="0"/>
-              </w:rPr>
-              <w:t>{{PODER_REFERENCIA}}</w:t>
+              <w:t>{{REFERENCIA_ESCRITURA}} {{PODER_REFERENCIA}}</w:t>
             </w:r>
             <w:r>
               <w:rPr>
@@ -933,46 +878,6 @@
           <w:rtl w:val="0"/>
         </w:rPr>
         <w:t xml:space="preserve">{{OBSERVACIONES_NO_CONFORMIDAD}} </w:t>
-      </w:r>
-      <w:r>
-        <w:rPr>
-          <w:rtl w:val="0"/>
-        </w:rPr>
-      </w:r>
-    </w:p>
-    <w:p>
-      <w:pPr>
-        <w:keepNext w:val="0"/>
-        <w:keepLines w:val="0"/>
-        <w:pageBreakBefore w:val="0"/>
-        <w:widowControl w:val="1"/>
-        <w:pBdr>
-          <w:top w:space="0" w:sz="0" w:val="nil"/>
-          <w:left w:space="0" w:sz="0" w:val="nil"/>
-          <w:bottom w:space="0" w:sz="0" w:val="nil"/>
-          <w:right w:space="0" w:sz="0" w:val="nil"/>
-          <w:between w:space="0" w:sz="0" w:val="nil"/>
-        </w:pBdr>
-        <w:shd w:fill="auto" w:val="clear"/>
-        <w:spacing w:after="160" w:before="0" w:line="259" w:lineRule="auto"/>
-        <w:ind w:left="0" w:right="0" w:firstLine="0"/>
-        <w:jc w:val="both"/>
-        <w:rPr>
-          <w:rFonts w:ascii="Arial" w:cs="Arial" w:eastAsia="Arial" w:hAnsi="Arial"/>
-          <w:sz w:val="20"/>
-          <w:szCs w:val="20"/>
-        </w:rPr>
-      </w:pPr>
-      <w:bookmarkStart w:colFirst="0" w:colLast="0" w:name="_heading=h.oa1szng0ij2w" w:id="0"/>
-      <w:bookmarkEnd w:id="0"/>
-      <w:r>
-        <w:rPr>
-          <w:rFonts w:ascii="Arial" w:cs="Arial" w:eastAsia="Arial" w:hAnsi="Arial"/>
-          <w:sz w:val="20"/>
-          <w:szCs w:val="20"/>
-          <w:rtl w:val="0"/>
-        </w:rPr>
-        <w:t>{{CONCEPTO_JURIDICO}}</w:t>
       </w:r>
       <w:r>
         <w:rPr>
